--- a/public/resume.docx
+++ b/public/resume.docx
@@ -174,6 +174,11 @@
       </w:r>
     </w:p>
     <w:p>
+      <w:pPr>
+        <w:rPr>
+          <w:rFonts w:hint="eastAsia"/>
+        </w:rPr>
+      </w:pPr>
       <w:r>
         <w:rPr>
           <w:b/>
@@ -194,13 +199,7 @@
         <w:rPr>
           <w:b/>
         </w:rPr>
-        <w:t>Automation</w:t>
-      </w:r>
-      <w:r>
-        <w:rPr>
-          <w:b/>
-        </w:rPr>
-        <w:t xml:space="preserve">: </w:t>
+        <w:t xml:space="preserve">Automation: </w:t>
       </w:r>
       <w:r>
         <w:t>N8n</w:t>
@@ -254,6 +253,9 @@
       <w:pPr>
         <w:spacing w:after="20"/>
         <w:ind w:left="230" w:hanging="173"/>
+        <w:rPr>
+          <w:rFonts w:hint="eastAsia"/>
+        </w:rPr>
       </w:pPr>
       <w:r>
         <w:t>•  Implemented secure sign-in and remote administration access; worked with Next.js, TypeScript, Node.js/Fastify, PostgreSQL/Supabase, Google Cloud Platform, and ZeroTier.</w:t>
@@ -268,10 +270,7 @@
         </w:rPr>
       </w:pPr>
       <w:r>
-        <w:t xml:space="preserve">• </w:t>
-      </w:r>
-      <w:r>
-        <w:t xml:space="preserve"> </w:t>
+        <w:t xml:space="preserve">•  </w:t>
       </w:r>
       <w:r>
         <w:t>Implemented an event-driven email notification system using n8n workflow automation to automatically alert users when Pisowifi devices go offline or come back online</w:t>
@@ -317,6 +316,9 @@
       <w:pPr>
         <w:spacing w:after="20"/>
         <w:ind w:left="230" w:hanging="173"/>
+        <w:rPr>
+          <w:rFonts w:hint="eastAsia"/>
+        </w:rPr>
       </w:pPr>
       <w:r>
         <w:t>•  Implemented frontend and backend functionality using PHP, Laravel, JavaScript, Tailwind CSS, MySQL, Cloudinary, and Vite.</w:t>
@@ -331,10 +333,7 @@
         </w:rPr>
       </w:pPr>
       <w:r>
-        <w:t>•</w:t>
-      </w:r>
-      <w:r>
-        <w:t xml:space="preserve">  The N8n </w:t>
+        <w:t xml:space="preserve">•  The N8n </w:t>
       </w:r>
       <w:r>
         <w:t>workflo</w:t>
@@ -387,6 +386,12 @@
           <w:rFonts w:hint="eastAsia"/>
         </w:rPr>
       </w:pPr>
+      <w:r>
+        <w:t>•</w:t>
+      </w:r>
+      <w:r>
+        <w:t xml:space="preserve"> Designed automation workflows using n8n for purchase request approvals, inventory low-stock alerts, payment reminders, and automated email notifications. Focused on streamlining business processes, reducing manual tasks, and improving efficiency.</w:t>
+      </w:r>
     </w:p>
     <w:p>
       <w:pPr>

--- a/public/resume.docx
+++ b/public/resume.docx
@@ -34,23 +34,7 @@
           <w:color w:val="3D5862"/>
           <w:sz w:val="20"/>
         </w:rPr>
-        <w:t xml:space="preserve">  FULL-STACK WEB</w:t>
-      </w:r>
-      <w:r>
-        <w:rPr>
-          <w:b/>
-          <w:color w:val="3D5862"/>
-          <w:sz w:val="20"/>
-        </w:rPr>
-        <w:t xml:space="preserve"> DEVELOPER &amp; </w:t>
-      </w:r>
-      <w:r>
-        <w:rPr>
-          <w:b/>
-          <w:color w:val="3D5862"/>
-          <w:sz w:val="20"/>
-        </w:rPr>
-        <w:t xml:space="preserve">AI AUTOMATION SPECIALIST </w:t>
+        <w:t>ENTRY-LEVEL FULL-STACK WEB DEVELOPER | AI-ASSISTED DEVELOPMENT &amp; AUTOMATION</w:t>
       </w:r>
     </w:p>
     <w:p>
@@ -95,7 +79,7 @@
         </w:rPr>
       </w:pPr>
       <w:r>
-        <w:t>Entry-level full-stack web and mobile developer and BS Information Technology graduate with hands-on project experience building business applications, mobile tools, and a cloud-hosted monitoring platform. Work spans frontend interfaces, backend integration, relational databases, and AI-assisted development. Brings professional experience translating operational needs into practical software solutions.</w:t>
+        <w:t>Entry-level Full-Stack Web Developer and BS Information Technology graduate with hands-on experience developing business web applications, backend APIs, and cloud-hosted monitoring systems. Skilled in Laravel, React, Next.js, TypeScript, Node.js, and relational databases, with project experience in cloud deployment and n8n workflow automation. Uses AI-assisted development tools for debugging, code review, and implementation, supported by professional experience translating business operations into practical software solutions.</w:t>
       </w:r>
     </w:p>
     <w:p>
@@ -122,7 +106,13 @@
         <w:t xml:space="preserve">Web / Frontend: </w:t>
       </w:r>
       <w:r>
-        <w:t>JavaScript, TypeScript, React, Next.js, HTML, CSS, Tailwind CSS</w:t>
+        <w:t>JavaScript</w:t>
+      </w:r>
+      <w:r>
+        <w:t xml:space="preserve"> </w:t>
+      </w:r>
+      <w:r>
+        <w:t>, React, Next.js, HTML, CSS, Tailwind CSS</w:t>
       </w:r>
     </w:p>
     <w:p>
@@ -138,7 +128,13 @@
         <w:t xml:space="preserve">Backend / Data: </w:t>
       </w:r>
       <w:r>
-        <w:t>PHP, Laravel, Node.js, Express.js, Fastify, MySQL, PostgreSQL, Supabase, MongoDB</w:t>
+        <w:t xml:space="preserve">PHP, Laravel, </w:t>
+      </w:r>
+      <w:r>
+        <w:t xml:space="preserve">, Typescript, </w:t>
+      </w:r>
+      <w:r>
+        <w:t>Node.js, Express.js, Fastify, MySQL, PostgreSQL, Supabase, MongoDB</w:t>
       </w:r>
     </w:p>
     <w:p>
@@ -174,11 +170,6 @@
       </w:r>
     </w:p>
     <w:p>
-      <w:pPr>
-        <w:rPr>
-          <w:rFonts w:hint="eastAsia"/>
-        </w:rPr>
-      </w:pPr>
       <w:r>
         <w:rPr>
           <w:b/>
@@ -199,10 +190,13 @@
         <w:rPr>
           <w:b/>
         </w:rPr>
-        <w:t xml:space="preserve">Automation: </w:t>
+        <w:t>A</w:t>
       </w:r>
       <w:r>
-        <w:t>N8n</w:t>
+        <w:rPr>
+          <w:b/>
+        </w:rPr>
+        <w:t>utomation: N8n</w:t>
       </w:r>
     </w:p>
     <w:p>
@@ -234,7 +228,7 @@
         <w:rPr>
           <w:i/>
         </w:rPr>
-        <w:t xml:space="preserve">  |  Personal project  |  Sep 2026 – Present</w:t>
+        <w:t xml:space="preserve">  |  Personal project  </w:t>
       </w:r>
     </w:p>
     <w:p>
@@ -253,12 +247,15 @@
       <w:pPr>
         <w:spacing w:after="20"/>
         <w:ind w:left="230" w:hanging="173"/>
-        <w:rPr>
-          <w:rFonts w:hint="eastAsia"/>
-        </w:rPr>
       </w:pPr>
       <w:r>
-        <w:t>•  Implemented secure sign-in and remote administration access; worked with Next.js, TypeScript, Node.js/Fastify, PostgreSQL/Supabase, Google Cloud Platform, and ZeroTier.</w:t>
+        <w:t xml:space="preserve">•  Implemented secure sign-in and remote administration access; worked with </w:t>
+      </w:r>
+      <w:r>
+        <w:t>React</w:t>
+      </w:r>
+      <w:r>
+        <w:t>, TypeScript, Node.js/Fastify, PostgreSQL/Supabase, Google Cloud Platform, and ZeroTier.</w:t>
       </w:r>
     </w:p>
     <w:p>
@@ -270,13 +267,13 @@
         </w:rPr>
       </w:pPr>
       <w:r>
-        <w:t xml:space="preserve">•  </w:t>
+        <w:t>•</w:t>
       </w:r>
       <w:r>
-        <w:t>Implemented an event-driven email notification system using n8n workflow automation to automatically alert users when Pisowifi devices go offline or come back online</w:t>
+        <w:t xml:space="preserve"> </w:t>
       </w:r>
       <w:r>
-        <w:t>.</w:t>
+        <w:t>Implemented an event-driven email notification system using n8n workflow automation to automatically alert users when Pisowifi devices go offline or come back online.</w:t>
       </w:r>
     </w:p>
     <w:p>
@@ -297,7 +294,7 @@
         <w:rPr>
           <w:i/>
         </w:rPr>
-        <w:t xml:space="preserve">  |  Internal company project  |  2026</w:t>
+        <w:t xml:space="preserve">  |  Internal company project  </w:t>
       </w:r>
     </w:p>
     <w:p>
@@ -316,9 +313,6 @@
       <w:pPr>
         <w:spacing w:after="20"/>
         <w:ind w:left="230" w:hanging="173"/>
-        <w:rPr>
-          <w:rFonts w:hint="eastAsia"/>
-        </w:rPr>
       </w:pPr>
       <w:r>
         <w:t>•  Implemented frontend and backend functionality using PHP, Laravel, JavaScript, Tailwind CSS, MySQL, Cloudinary, and Vite.</w:t>
@@ -333,10 +327,13 @@
         </w:rPr>
       </w:pPr>
       <w:r>
-        <w:t xml:space="preserve">•  The N8n </w:t>
+        <w:t>•</w:t>
       </w:r>
       <w:r>
-        <w:t>workflo</w:t>
+        <w:t xml:space="preserve"> </w:t>
+      </w:r>
+      <w:r>
+        <w:t>The N8n workflo</w:t>
       </w:r>
       <w:r>
         <w:rPr>
@@ -390,7 +387,10 @@
         <w:t>•</w:t>
       </w:r>
       <w:r>
-        <w:t xml:space="preserve"> Designed automation workflows using n8n for purchase request approvals, inventory low-stock alerts, payment reminders, and automated email notifications. Focused on streamlining business processes, reducing manual tasks, and improving efficiency.</w:t>
+        <w:t xml:space="preserve"> </w:t>
+      </w:r>
+      <w:r>
+        <w:t>Designed automation workflows using n8n for purchase request approvals, inventory low-stock alerts, payment reminders, and automated email notifications. Focused on streamlining business processes, reducing manual tasks, and improving efficiency.</w:t>
       </w:r>
     </w:p>
     <w:p>
@@ -411,7 +411,7 @@
         <w:rPr>
           <w:i/>
         </w:rPr>
-        <w:t xml:space="preserve">  |  Personal project  |  Mid-2025</w:t>
+        <w:t xml:space="preserve">  |  Personal project  </w:t>
       </w:r>
     </w:p>
     <w:p>
@@ -444,7 +444,7 @@
         <w:rPr>
           <w:i/>
         </w:rPr>
-        <w:t xml:space="preserve">  |  Personal project  |  2026</w:t>
+        <w:t xml:space="preserve">  |  Personal project  </w:t>
       </w:r>
     </w:p>
     <w:p>
@@ -477,7 +477,7 @@
         <w:rPr>
           <w:i/>
         </w:rPr>
-        <w:t xml:space="preserve">  |  Personal project  |  2026</w:t>
+        <w:t xml:space="preserve">  |  Personal project  </w:t>
       </w:r>
     </w:p>
     <w:p>
@@ -508,6 +508,7 @@
         <w:spacing w:before="40" w:after="20"/>
         <w:rPr>
           <w:rFonts w:hint="eastAsia"/>
+          <w:i/>
         </w:rPr>
       </w:pPr>
       <w:r>
@@ -515,25 +516,60 @@
           <w:b/>
           <w:sz w:val="18"/>
         </w:rPr>
-        <w:t>Binhi Rural Bank Inc. — Senior Credit Investigator</w:t>
+        <w:t xml:space="preserve">Binhi Rural Bank Inc. — </w:t>
+      </w:r>
+      <w:r>
+        <w:rPr>
+          <w:b/>
+          <w:sz w:val="18"/>
+        </w:rPr>
+        <w:t>Account Officer/</w:t>
+      </w:r>
+      <w:r>
+        <w:rPr>
+          <w:b/>
+          <w:sz w:val="18"/>
+        </w:rPr>
+        <w:t>Credit Investigator</w:t>
       </w:r>
       <w:r>
         <w:rPr>
           <w:i/>
         </w:rPr>
-        <w:t xml:space="preserve">  |  2025 – Present</w:t>
+        <w:t xml:space="preserve">   20</w:t>
+      </w:r>
+      <w:r>
+        <w:rPr>
+          <w:i/>
+        </w:rPr>
+        <w:t>19</w:t>
+      </w:r>
+      <w:r>
+        <w:rPr>
+          <w:i/>
+        </w:rPr>
+        <w:t xml:space="preserve"> – </w:t>
+      </w:r>
+      <w:r>
+        <w:rPr>
+          <w:i/>
+        </w:rPr>
+        <w:t>2026</w:t>
       </w:r>
     </w:p>
     <w:p>
       <w:pPr>
-        <w:spacing w:after="20"/>
-        <w:ind w:left="230" w:hanging="173"/>
+        <w:spacing w:before="40" w:after="20"/>
         <w:rPr>
           <w:rFonts w:hint="eastAsia"/>
+          <w:i/>
         </w:rPr>
       </w:pPr>
       <w:r>
-        <w:t>•  Conduct credit investigation work and developed an internal management system to digitize team workflows and information handling.</w:t>
+        <w:t xml:space="preserve">•  </w:t>
+      </w:r>
+      <w:r>
+        <w:t>Evaluated loan applications, conducted credit investigations, assessed creditworthiness, prepared reports, and monitored loan accounts.</w:t>
       </w:r>
     </w:p>
     <w:p>
@@ -548,13 +584,53 @@
           <w:b/>
           <w:sz w:val="18"/>
         </w:rPr>
-        <w:t>Binhi Rural Bank Inc. — Credit Investigator</w:t>
+        <w:t xml:space="preserve">CARD SME </w:t>
+      </w:r>
+      <w:r>
+        <w:rPr>
+          <w:b/>
+          <w:sz w:val="18"/>
+        </w:rPr>
+        <w:t>Bank Inc.</w:t>
+      </w:r>
+      <w:r>
+        <w:rPr>
+          <w:b/>
+          <w:sz w:val="18"/>
+        </w:rPr>
+        <w:t xml:space="preserve"> </w:t>
+      </w:r>
+      <w:r>
+        <w:rPr>
+          <w:b/>
+          <w:sz w:val="18"/>
+        </w:rPr>
+        <w:t>— Account Officer</w:t>
+      </w:r>
+      <w:r>
+        <w:rPr>
+          <w:b/>
+          <w:sz w:val="18"/>
+        </w:rPr>
+        <w:t>/Credit Investigator</w:t>
       </w:r>
       <w:r>
         <w:rPr>
           <w:i/>
         </w:rPr>
-        <w:t xml:space="preserve">  |  2019 – 2025</w:t>
+        <w:t xml:space="preserve">    201</w:t>
+      </w:r>
+      <w:r>
+        <w:rPr>
+          <w:i/>
+        </w:rPr>
+        <w:t>5</w:t>
+      </w:r>
+      <w:r>
+        <w:rPr>
+          <w:i/>
+        </w:rPr>
+        <w:t xml:space="preserve"> – 2019</w:t>
       </w:r>
     </w:p>
     <w:p>
@@ -566,61 +642,10 @@
         </w:rPr>
       </w:pPr>
       <w:r>
-        <w:t>•  Supported credit investigation, documentation, and operational workflows.</w:t>
-      </w:r>
-    </w:p>
-    <w:p>
-      <w:pPr>
-        <w:spacing w:before="40" w:after="20"/>
-        <w:rPr>
-          <w:rFonts w:hint="eastAsia"/>
-        </w:rPr>
-      </w:pPr>
-      <w:r>
-        <w:rPr>
-          <w:b/>
-          <w:sz w:val="18"/>
-        </w:rPr>
-        <w:t>Binhi Rural Bank Inc. — Account Officer</w:t>
+        <w:t xml:space="preserve">•  </w:t>
       </w:r>
       <w:r>
-        <w:rPr>
-          <w:i/>
-        </w:rPr>
-        <w:t xml:space="preserve">  |  2019</w:t>
-      </w:r>
-    </w:p>
-    <w:p>
-      <w:pPr>
-        <w:spacing w:before="40" w:after="20"/>
-        <w:rPr>
-          <w:rFonts w:hint="eastAsia"/>
-        </w:rPr>
-      </w:pPr>
-      <w:r>
-        <w:rPr>
-          <w:b/>
-          <w:sz w:val="18"/>
-        </w:rPr>
-        <w:t>CARD SME Bank — Account Officer</w:t>
-      </w:r>
-      <w:r>
-        <w:rPr>
-          <w:i/>
-        </w:rPr>
-        <w:t xml:space="preserve">  |  2015 – 2019</w:t>
-      </w:r>
-    </w:p>
-    <w:p>
-      <w:pPr>
-        <w:spacing w:after="20"/>
-        <w:ind w:left="230" w:hanging="173"/>
-        <w:rPr>
-          <w:rFonts w:hint="eastAsia"/>
-        </w:rPr>
-      </w:pPr>
-      <w:r>
-        <w:t>•  Handled account-related responsibilities, client coordination, documentation, and banking operations.</w:t>
+        <w:t>Evaluated loan applications, conducted credit investigations, assessed creditworthiness, prepared reports, and monitored loan accounts.</w:t>
       </w:r>
     </w:p>
     <w:p>
@@ -827,6 +852,119 @@
       </w:rPr>
     </w:lvl>
   </w:abstractNum>
+  <w:abstractNum w:abstractNumId="9" w15:restartNumberingAfterBreak="0">
+    <w:nsid w:val="66EB0EC3"/>
+    <w:multiLevelType w:val="hybridMultilevel"/>
+    <w:tmpl w:val="1FE050F2"/>
+    <w:lvl w:ilvl="0" w:tplc="04090001">
+      <w:start w:val="1"/>
+      <w:numFmt w:val="bullet"/>
+      <w:lvlText w:val=""/>
+      <w:lvlJc w:val="left"/>
+      <w:pPr>
+        <w:ind w:left="720" w:hanging="360"/>
+      </w:pPr>
+      <w:rPr>
+        <w:rFonts w:ascii="Symbol" w:hAnsi="Symbol" w:hint="default"/>
+      </w:rPr>
+    </w:lvl>
+    <w:lvl w:ilvl="1" w:tplc="04090003" w:tentative="1">
+      <w:start w:val="1"/>
+      <w:numFmt w:val="bullet"/>
+      <w:lvlText w:val="o"/>
+      <w:lvlJc w:val="left"/>
+      <w:pPr>
+        <w:ind w:left="1440" w:hanging="360"/>
+      </w:pPr>
+      <w:rPr>
+        <w:rFonts w:ascii="Courier New" w:hAnsi="Courier New" w:cs="Courier New" w:hint="default"/>
+      </w:rPr>
+    </w:lvl>
+    <w:lvl w:ilvl="2" w:tplc="04090005" w:tentative="1">
+      <w:start w:val="1"/>
+      <w:numFmt w:val="bullet"/>
+      <w:lvlText w:val=""/>
+      <w:lvlJc w:val="left"/>
+      <w:pPr>
+        <w:ind w:left="2160" w:hanging="360"/>
+      </w:pPr>
+      <w:rPr>
+        <w:rFonts w:ascii="Wingdings" w:hAnsi="Wingdings" w:hint="default"/>
+      </w:rPr>
+    </w:lvl>
+    <w:lvl w:ilvl="3" w:tplc="04090001" w:tentative="1">
+      <w:start w:val="1"/>
+      <w:numFmt w:val="bullet"/>
+      <w:lvlText w:val=""/>
+      <w:lvlJc w:val="left"/>
+      <w:pPr>
+        <w:ind w:left="2880" w:hanging="360"/>
+      </w:pPr>
+      <w:rPr>
+        <w:rFonts w:ascii="Symbol" w:hAnsi="Symbol" w:hint="default"/>
+      </w:rPr>
+    </w:lvl>
+    <w:lvl w:ilvl="4" w:tplc="04090003" w:tentative="1">
+      <w:start w:val="1"/>
+      <w:numFmt w:val="bullet"/>
+      <w:lvlText w:val="o"/>
+      <w:lvlJc w:val="left"/>
+      <w:pPr>
+        <w:ind w:left="3600" w:hanging="360"/>
+      </w:pPr>
+      <w:rPr>
+        <w:rFonts w:ascii="Courier New" w:hAnsi="Courier New" w:cs="Courier New" w:hint="default"/>
+      </w:rPr>
+    </w:lvl>
+    <w:lvl w:ilvl="5" w:tplc="04090005" w:tentative="1">
+      <w:start w:val="1"/>
+      <w:numFmt w:val="bullet"/>
+      <w:lvlText w:val=""/>
+      <w:lvlJc w:val="left"/>
+      <w:pPr>
+        <w:ind w:left="4320" w:hanging="360"/>
+      </w:pPr>
+      <w:rPr>
+        <w:rFonts w:ascii="Wingdings" w:hAnsi="Wingdings" w:hint="default"/>
+      </w:rPr>
+    </w:lvl>
+    <w:lvl w:ilvl="6" w:tplc="04090001" w:tentative="1">
+      <w:start w:val="1"/>
+      <w:numFmt w:val="bullet"/>
+      <w:lvlText w:val=""/>
+      <w:lvlJc w:val="left"/>
+      <w:pPr>
+        <w:ind w:left="5040" w:hanging="360"/>
+      </w:pPr>
+      <w:rPr>
+        <w:rFonts w:ascii="Symbol" w:hAnsi="Symbol" w:hint="default"/>
+      </w:rPr>
+    </w:lvl>
+    <w:lvl w:ilvl="7" w:tplc="04090003" w:tentative="1">
+      <w:start w:val="1"/>
+      <w:numFmt w:val="bullet"/>
+      <w:lvlText w:val="o"/>
+      <w:lvlJc w:val="left"/>
+      <w:pPr>
+        <w:ind w:left="5760" w:hanging="360"/>
+      </w:pPr>
+      <w:rPr>
+        <w:rFonts w:ascii="Courier New" w:hAnsi="Courier New" w:cs="Courier New" w:hint="default"/>
+      </w:rPr>
+    </w:lvl>
+    <w:lvl w:ilvl="8" w:tplc="04090005" w:tentative="1">
+      <w:start w:val="1"/>
+      <w:numFmt w:val="bullet"/>
+      <w:lvlText w:val=""/>
+      <w:lvlJc w:val="left"/>
+      <w:pPr>
+        <w:ind w:left="6480" w:hanging="360"/>
+      </w:pPr>
+      <w:rPr>
+        <w:rFonts w:ascii="Wingdings" w:hAnsi="Wingdings" w:hint="default"/>
+      </w:rPr>
+    </w:lvl>
+  </w:abstractNum>
   <w:num w:numId="1">
     <w:abstractNumId w:val="8"/>
   </w:num>
@@ -853,6 +991,9 @@
   </w:num>
   <w:num w:numId="9">
     <w:abstractNumId w:val="0"/>
+  </w:num>
+  <w:num w:numId="10">
+    <w:abstractNumId w:val="9"/>
   </w:num>
 </w:numbering>
 </file>
@@ -12267,6 +12408,23 @@
       <w:color w:val="0D505B"/>
     </w:rPr>
   </w:style>
+  <w:style w:type="paragraph" w:styleId="NormalWeb">
+    <w:name w:val="Normal (Web)"/>
+    <w:basedOn w:val="Normal"/>
+    <w:uiPriority w:val="99"/>
+    <w:semiHidden/>
+    <w:unhideWhenUsed/>
+    <w:rsid w:val="00A522D1"/>
+    <w:pPr>
+      <w:spacing w:before="100" w:beforeAutospacing="1" w:after="100" w:afterAutospacing="1" w:line="240" w:lineRule="auto"/>
+    </w:pPr>
+    <w:rPr>
+      <w:rFonts w:ascii="Times New Roman" w:eastAsia="Times New Roman" w:hAnsi="Times New Roman" w:cs="Times New Roman"/>
+      <w:color w:val="auto"/>
+      <w:sz w:val="24"/>
+      <w:szCs w:val="24"/>
+    </w:rPr>
+  </w:style>
 </w:styles>
 </file>
 

--- a/public/resume.docx
+++ b/public/resume.docx
@@ -170,6 +170,11 @@
       </w:r>
     </w:p>
     <w:p>
+      <w:pPr>
+        <w:rPr>
+          <w:rFonts w:hint="eastAsia"/>
+        </w:rPr>
+      </w:pPr>
       <w:r>
         <w:rPr>
           <w:b/>
@@ -190,13 +195,7 @@
         <w:rPr>
           <w:b/>
         </w:rPr>
-        <w:t>A</w:t>
-      </w:r>
-      <w:r>
-        <w:rPr>
-          <w:b/>
-        </w:rPr>
-        <w:t>utomation: N8n</w:t>
+        <w:t>Automation: N8n</w:t>
       </w:r>
     </w:p>
     <w:p>
@@ -247,6 +246,9 @@
       <w:pPr>
         <w:spacing w:after="20"/>
         <w:ind w:left="230" w:hanging="173"/>
+        <w:rPr>
+          <w:rFonts w:hint="eastAsia"/>
+        </w:rPr>
       </w:pPr>
       <w:r>
         <w:t xml:space="preserve">•  Implemented secure sign-in and remote administration access; worked with </w:t>
@@ -267,13 +269,7 @@
         </w:rPr>
       </w:pPr>
       <w:r>
-        <w:t>•</w:t>
-      </w:r>
-      <w:r>
-        <w:t xml:space="preserve"> </w:t>
-      </w:r>
-      <w:r>
-        <w:t>Implemented an event-driven email notification system using n8n workflow automation to automatically alert users when Pisowifi devices go offline or come back online.</w:t>
+        <w:t>• Implemented an event-driven email notification system using n8n workflow automation to automatically alert users when Pisowifi devices go offline or come back online.</w:t>
       </w:r>
     </w:p>
     <w:p>
@@ -313,6 +309,9 @@
       <w:pPr>
         <w:spacing w:after="20"/>
         <w:ind w:left="230" w:hanging="173"/>
+        <w:rPr>
+          <w:rFonts w:hint="eastAsia"/>
+        </w:rPr>
       </w:pPr>
       <w:r>
         <w:t>•  Implemented frontend and backend functionality using PHP, Laravel, JavaScript, Tailwind CSS, MySQL, Cloudinary, and Vite.</w:t>
@@ -327,13 +326,7 @@
         </w:rPr>
       </w:pPr>
       <w:r>
-        <w:t>•</w:t>
-      </w:r>
-      <w:r>
-        <w:t xml:space="preserve"> </w:t>
-      </w:r>
-      <w:r>
-        <w:t>The N8n workflo</w:t>
+        <w:t>• The N8n workflo</w:t>
       </w:r>
       <w:r>
         <w:rPr>
@@ -370,6 +363,9 @@
       <w:pPr>
         <w:spacing w:after="20"/>
         <w:ind w:left="230" w:hanging="173"/>
+        <w:rPr>
+          <w:rFonts w:hint="eastAsia"/>
+        </w:rPr>
       </w:pPr>
       <w:r>
         <w:t>•  Developed a web-based construction management system using Next.js, Node.js, Tailwind CSS, Supabase, and Fastify API.</w:t>
@@ -384,13 +380,7 @@
         </w:rPr>
       </w:pPr>
       <w:r>
-        <w:t>•</w:t>
-      </w:r>
-      <w:r>
-        <w:t xml:space="preserve"> </w:t>
-      </w:r>
-      <w:r>
-        <w:t>Designed automation workflows using n8n for purchase request approvals, inventory low-stock alerts, payment reminders, and automated email notifications. Focused on streamlining business processes, reducing manual tasks, and improving efficiency.</w:t>
+        <w:t>• Designed automation workflows using n8n for purchase request approvals, inventory low-stock alerts, payment reminders, and automated email notifications. Focused on streamlining business processes, reducing manual tasks, and improving efficiency.</w:t>
       </w:r>
     </w:p>
     <w:p>
@@ -554,7 +544,7 @@
         <w:rPr>
           <w:i/>
         </w:rPr>
-        <w:t>2026</w:t>
+        <w:t>PRESENT</w:t>
       </w:r>
     </w:p>
     <w:p>
